--- a/capturas.docx
+++ b/capturas.docx
@@ -21,6 +21,9 @@
     </w:p>
     <w:p>
       <w:r>
+        <w:rPr>
+          <w:noProof/>
+        </w:rPr>
         <w:drawing>
           <wp:inline distT="0" distB="0" distL="0" distR="0" wp14:anchorId="17FFE159" wp14:editId="02C5EC4D">
             <wp:extent cx="5400040" cy="1167130"/>
@@ -77,6 +80,9 @@
     </w:p>
     <w:p>
       <w:r>
+        <w:rPr>
+          <w:noProof/>
+        </w:rPr>
         <w:drawing>
           <wp:inline distT="0" distB="0" distL="0" distR="0" wp14:anchorId="5AE7F807" wp14:editId="51A96B33">
             <wp:extent cx="5400040" cy="2379345"/>
@@ -133,6 +139,9 @@
     </w:p>
     <w:p>
       <w:r>
+        <w:rPr>
+          <w:noProof/>
+        </w:rPr>
         <w:drawing>
           <wp:inline distT="0" distB="0" distL="0" distR="0" wp14:anchorId="0DB96EA4" wp14:editId="76A6164D">
             <wp:extent cx="5400040" cy="1825625"/>
@@ -175,6 +184,9 @@
     <w:p/>
     <w:p>
       <w:r>
+        <w:rPr>
+          <w:noProof/>
+        </w:rPr>
         <w:lastRenderedPageBreak/>
         <w:drawing>
           <wp:inline distT="0" distB="0" distL="0" distR="0" wp14:anchorId="6E73A500" wp14:editId="15F3CA60">
@@ -249,6 +261,9 @@
         <w:ind w:left="360"/>
       </w:pPr>
       <w:r>
+        <w:rPr>
+          <w:noProof/>
+        </w:rPr>
         <w:drawing>
           <wp:inline distT="0" distB="0" distL="0" distR="0" wp14:anchorId="7CE97100" wp14:editId="12518676">
             <wp:extent cx="5400040" cy="762000"/>
@@ -320,6 +335,9 @@
     </w:p>
     <w:p>
       <w:r>
+        <w:rPr>
+          <w:noProof/>
+        </w:rPr>
         <w:drawing>
           <wp:inline distT="0" distB="0" distL="0" distR="0" wp14:anchorId="32A855B9" wp14:editId="2D1935AF">
             <wp:extent cx="5400040" cy="513715"/>
@@ -361,6 +379,9 @@
     <w:p/>
     <w:p>
       <w:r>
+        <w:rPr>
+          <w:noProof/>
+        </w:rPr>
         <w:drawing>
           <wp:inline distT="0" distB="0" distL="0" distR="0" wp14:anchorId="5D853417" wp14:editId="1A99F9AC">
             <wp:extent cx="5400040" cy="1834515"/>
@@ -421,6 +442,9 @@
         <w:ind w:left="360"/>
       </w:pPr>
       <w:r>
+        <w:rPr>
+          <w:noProof/>
+        </w:rPr>
         <w:drawing>
           <wp:inline distT="0" distB="0" distL="0" distR="0" wp14:anchorId="741369D5" wp14:editId="3D7B7409">
             <wp:extent cx="5400040" cy="979170"/>
@@ -462,6 +486,9 @@
     <w:p/>
     <w:p>
       <w:r>
+        <w:rPr>
+          <w:noProof/>
+        </w:rPr>
         <w:drawing>
           <wp:inline distT="0" distB="0" distL="0" distR="0" wp14:anchorId="78B772AA" wp14:editId="6878ACD1">
             <wp:extent cx="5400040" cy="2117090"/>
@@ -525,6 +552,9 @@
         <w:ind w:left="360"/>
       </w:pPr>
       <w:r>
+        <w:rPr>
+          <w:noProof/>
+        </w:rPr>
         <w:drawing>
           <wp:inline distT="0" distB="0" distL="0" distR="0" wp14:anchorId="642B1B0F" wp14:editId="64B9E9B6">
             <wp:extent cx="5277587" cy="2829320"/>
@@ -619,8 +649,113 @@
     </w:p>
     <w:p>
       <w:pPr>
+        <w:pStyle w:val="Prrafodelista"/>
+        <w:numPr>
+          <w:ilvl w:val="0"/>
+          <w:numId w:val="1"/>
+        </w:numPr>
+      </w:pPr>
+      <w:r>
+        <w:lastRenderedPageBreak/>
+        <w:t>Diluvio de peticiones (sobrecarga)</w:t>
+      </w:r>
+    </w:p>
+    <w:p>
+      <w:pPr>
         <w:ind w:left="360"/>
       </w:pPr>
+      <w:r>
+        <w:drawing>
+          <wp:inline distT="0" distB="0" distL="0" distR="0" wp14:anchorId="641B6487" wp14:editId="7D08AD55">
+            <wp:extent cx="5400040" cy="3227705"/>
+            <wp:effectExtent l="0" t="0" r="0" b="0"/>
+            <wp:docPr id="1506825831" name="Imagen 1"/>
+            <wp:cNvGraphicFramePr>
+              <a:graphicFrameLocks xmlns:a="http://schemas.openxmlformats.org/drawingml/2006/main" noChangeAspect="1"/>
+            </wp:cNvGraphicFramePr>
+            <a:graphic xmlns:a="http://schemas.openxmlformats.org/drawingml/2006/main">
+              <a:graphicData uri="http://schemas.openxmlformats.org/drawingml/2006/picture">
+                <pic:pic xmlns:pic="http://schemas.openxmlformats.org/drawingml/2006/picture">
+                  <pic:nvPicPr>
+                    <pic:cNvPr id="1506825831" name=""/>
+                    <pic:cNvPicPr/>
+                  </pic:nvPicPr>
+                  <pic:blipFill>
+                    <a:blip r:embed="rId16"/>
+                    <a:stretch>
+                      <a:fillRect/>
+                    </a:stretch>
+                  </pic:blipFill>
+                  <pic:spPr>
+                    <a:xfrm>
+                      <a:off x="0" y="0"/>
+                      <a:ext cx="5400040" cy="3227705"/>
+                    </a:xfrm>
+                    <a:prstGeom prst="rect">
+                      <a:avLst/>
+                    </a:prstGeom>
+                  </pic:spPr>
+                </pic:pic>
+              </a:graphicData>
+            </a:graphic>
+          </wp:inline>
+        </w:drawing>
+      </w:r>
+    </w:p>
+    <w:p>
+      <w:pPr>
+        <w:ind w:left="360"/>
+      </w:pPr>
+      <w:r>
+        <w:rPr>
+          <w:noProof/>
+        </w:rPr>
+        <w:drawing>
+          <wp:inline distT="0" distB="0" distL="0" distR="0" wp14:anchorId="0CBD91E0" wp14:editId="41AC6DFC">
+            <wp:extent cx="5886450" cy="1577499"/>
+            <wp:effectExtent l="0" t="0" r="0" b="3810"/>
+            <wp:docPr id="551920279" name="Imagen 2"/>
+            <wp:cNvGraphicFramePr>
+              <a:graphicFrameLocks xmlns:a="http://schemas.openxmlformats.org/drawingml/2006/main" noChangeAspect="1"/>
+            </wp:cNvGraphicFramePr>
+            <a:graphic xmlns:a="http://schemas.openxmlformats.org/drawingml/2006/main">
+              <a:graphicData uri="http://schemas.openxmlformats.org/drawingml/2006/picture">
+                <pic:pic xmlns:pic="http://schemas.openxmlformats.org/drawingml/2006/picture">
+                  <pic:nvPicPr>
+                    <pic:cNvPr id="0" name="Picture 2"/>
+                    <pic:cNvPicPr>
+                      <a:picLocks noChangeAspect="1" noChangeArrowheads="1"/>
+                    </pic:cNvPicPr>
+                  </pic:nvPicPr>
+                  <pic:blipFill>
+                    <a:blip r:embed="rId17">
+                      <a:extLst>
+                        <a:ext uri="{28A0092B-C50C-407E-A947-70E740481C1C}">
+                          <a14:useLocalDpi xmlns:a14="http://schemas.microsoft.com/office/drawing/2010/main" val="0"/>
+                        </a:ext>
+                      </a:extLst>
+                    </a:blip>
+                    <a:srcRect/>
+                    <a:stretch>
+                      <a:fillRect/>
+                    </a:stretch>
+                  </pic:blipFill>
+                  <pic:spPr bwMode="auto">
+                    <a:xfrm>
+                      <a:off x="0" y="0"/>
+                      <a:ext cx="5941902" cy="1592359"/>
+                    </a:xfrm>
+                    <a:prstGeom prst="rect">
+                      <a:avLst/>
+                    </a:prstGeom>
+                    <a:noFill/>
+                  </pic:spPr>
+                </pic:pic>
+              </a:graphicData>
+            </a:graphic>
+          </wp:inline>
+        </w:drawing>
+      </w:r>
     </w:p>
     <w:sectPr>
       <w:pgSz w:w="11906" w:h="16838"/>
